--- a/portal/pt/files/KORbuild Measure - Situação do protótipo.docx
+++ b/portal/pt/files/KORbuild Measure - Situação do protótipo.docx
@@ -38,6 +38,29 @@
       </w:r>
     </w:p>
     <w:p>
+      <w:r>
+        <w:rPr>
+          <w:b w:val="0"/>
+          <w:i w:val="0"/>
+        </w:rPr>
+        <w:t xml:space="preserve">O protótipo (a demonstração com dados de exemplo) mostra o produto funcionando. Ao lado dele, a </w:t>
+      </w:r>
+      <w:r>
+        <w:rPr>
+          <w:b/>
+          <w:i w:val="0"/>
+        </w:rPr>
+        <w:t>conta de verdade</w:t>
+      </w:r>
+      <w:r>
+        <w:rPr>
+          <w:b w:val="0"/>
+          <w:i w:val="0"/>
+        </w:rPr>
+        <w:t xml:space="preserve"> já roda o Measure no banco de dados na nuvem e está em homologação. Esta página diz o que é real hoje e o que ainda é simulado na demonstração.</w:t>
+      </w:r>
+    </w:p>
+    <w:p>
       <w:pPr>
         <w:pStyle w:val="Heading1"/>
       </w:pPr>
@@ -46,7 +69,172 @@
           <w:b w:val="0"/>
           <w:i w:val="0"/>
         </w:rPr>
-        <w:t>Simulado hoje</w:t>
+        <w:t>Já funciona no banco de dados (conta de verdade)</w:t>
+      </w:r>
+    </w:p>
+    <w:tbl>
+      <w:tblPr>
+        <w:tblStyle w:val="TableGrid"/>
+        <w:tblW w:type="auto" w:w="0"/>
+        <w:tblLook w:firstColumn="1" w:firstRow="1" w:lastColumn="0" w:lastRow="0" w:noHBand="0" w:noVBand="1" w:val="04A0"/>
+      </w:tblPr>
+      <w:tblGrid>
+        <w:gridCol w:w="4873"/>
+        <w:gridCol w:w="4873"/>
+      </w:tblGrid>
+      <w:tr>
+        <w:tc>
+          <w:tcPr>
+            <w:tcW w:type="dxa" w:w="4873"/>
+          </w:tcPr>
+          <w:p>
+            <w:pPr>
+              <w:shd w:val="clear" w:color="auto" w:fill="F2F4F7"/>
+            </w:pPr>
+            <w:r/>
+            <w:r>
+              <w:rPr>
+                <w:b/>
+                <w:i w:val="0"/>
+                <w:sz w:val="18"/>
+              </w:rPr>
+              <w:t>Item</w:t>
+            </w:r>
+          </w:p>
+        </w:tc>
+        <w:tc>
+          <w:tcPr>
+            <w:tcW w:type="dxa" w:w="4873"/>
+          </w:tcPr>
+          <w:p>
+            <w:pPr>
+              <w:shd w:val="clear" w:color="auto" w:fill="F2F4F7"/>
+            </w:pPr>
+            <w:r/>
+            <w:r>
+              <w:rPr>
+                <w:b/>
+                <w:i w:val="0"/>
+                <w:sz w:val="18"/>
+              </w:rPr>
+              <w:t>Como funciona hoje</w:t>
+            </w:r>
+          </w:p>
+        </w:tc>
+      </w:tr>
+      <w:tr>
+        <w:tc>
+          <w:tcPr>
+            <w:tcW w:type="dxa" w:w="4873"/>
+          </w:tcPr>
+          <w:p>
+            <w:r/>
+            <w:r>
+              <w:rPr>
+                <w:b w:val="0"/>
+                <w:i w:val="0"/>
+                <w:sz w:val="18"/>
+              </w:rPr>
+              <w:t>Projetos, plantas e medição</w:t>
+            </w:r>
+          </w:p>
+        </w:tc>
+        <w:tc>
+          <w:tcPr>
+            <w:tcW w:type="dxa" w:w="4873"/>
+          </w:tcPr>
+          <w:p>
+            <w:r/>
+            <w:r>
+              <w:rPr>
+                <w:b w:val="0"/>
+                <w:i w:val="0"/>
+                <w:sz w:val="18"/>
+              </w:rPr>
+              <w:t>Projetos, plantas em PDF (no armazenamento da empresa na nuvem), escala, condições com as medições e typicals são gravados enquanto você trabalha, no computador com internet; abrir em outro computador mostra a mesma medição. Duas pessoas na mesma condição: a segunda é avisada e vê a versão do banco.</w:t>
+            </w:r>
+          </w:p>
+        </w:tc>
+      </w:tr>
+      <w:tr>
+        <w:tc>
+          <w:tcPr>
+            <w:tcW w:type="dxa" w:w="4873"/>
+          </w:tcPr>
+          <w:p>
+            <w:r/>
+            <w:r>
+              <w:rPr>
+                <w:b w:val="0"/>
+                <w:i w:val="0"/>
+                <w:sz w:val="18"/>
+              </w:rPr>
+              <w:t>Catálogo, preços e margens</w:t>
+            </w:r>
+          </w:p>
+        </w:tc>
+        <w:tc>
+          <w:tcPr>
+            <w:tcW w:type="dxa" w:w="4873"/>
+          </w:tcPr>
+          <w:p>
+            <w:r/>
+            <w:r>
+              <w:rPr>
+                <w:b w:val="0"/>
+                <w:i w:val="0"/>
+                <w:sz w:val="18"/>
+              </w:rPr>
+              <w:t>Itens e assemblies da própria empresa; preços e margens são versões com data de vigência que nunca mudam nem somem, com o autor registrado. Dinheiro só para quem tem a permissão do catálogo ou vê custos.</w:t>
+            </w:r>
+          </w:p>
+        </w:tc>
+      </w:tr>
+      <w:tr>
+        <w:tc>
+          <w:tcPr>
+            <w:tcW w:type="dxa" w:w="4873"/>
+          </w:tcPr>
+          <w:p>
+            <w:r/>
+            <w:r>
+              <w:rPr>
+                <w:b w:val="0"/>
+                <w:i w:val="0"/>
+                <w:sz w:val="18"/>
+              </w:rPr>
+              <w:t>Proposta</w:t>
+            </w:r>
+          </w:p>
+        </w:tc>
+        <w:tc>
+          <w:tcPr>
+            <w:tcW w:type="dxa" w:w="4873"/>
+          </w:tcPr>
+          <w:p>
+            <w:r/>
+            <w:r>
+              <w:rPr>
+                <w:b w:val="0"/>
+                <w:i w:val="0"/>
+                <w:sz w:val="18"/>
+              </w:rPr>
+              <w:t>As propostas emitidas são numeradas pelo banco (P-AAAA-NNN, por empresa e ano) e congeladas; ficam guardadas mesmo que o projeto seja excluído.</w:t>
+            </w:r>
+          </w:p>
+        </w:tc>
+      </w:tr>
+    </w:tbl>
+    <w:p>
+      <w:pPr>
+        <w:pStyle w:val="Heading1"/>
+      </w:pPr>
+      <w:r>
+        <w:rPr>
+          <w:b w:val="0"/>
+          <w:i w:val="0"/>
+        </w:rPr>
+        <w:t>Simulado hoje (na demonstração)</w:t>
       </w:r>
     </w:p>
     <w:tbl>
@@ -164,7 +352,23 @@
                 <w:i w:val="0"/>
                 <w:sz w:val="18"/>
               </w:rPr>
-              <w:t>O armazenamento na nuvem da empresa, compartilhado pelos orçamentistas.</w:t>
+              <w:t xml:space="preserve">O armazenamento na nuvem da empresa, compartilhado pelos orçamentistas — </w:t>
+            </w:r>
+            <w:r>
+              <w:rPr>
+                <w:b/>
+                <w:i w:val="0"/>
+                <w:sz w:val="18"/>
+              </w:rPr>
+              <w:t>já funciona</w:t>
+            </w:r>
+            <w:r>
+              <w:rPr>
+                <w:b w:val="0"/>
+                <w:i w:val="0"/>
+                <w:sz w:val="18"/>
+              </w:rPr>
+              <w:t xml:space="preserve"> na conta de verdade.</w:t>
             </w:r>
           </w:p>
         </w:tc>
